--- a/data_source/Mẹ_Thảo.docx
+++ b/data_source/Mẹ_Thảo.docx
@@ -89,7 +89,99 @@
           <w:kern w:val="0"/>
           <w14:ligatures w14:val="none"/>
         </w:rPr>
-        <w:t>Mẹ Thảo cao khoảng một mét bảy. Hồi còn trẻ, trước khi sinh con đầu lòng, mẹ có vóc dáng rất đẹp. Mọi người ai gặp cũng khen mẹ có dáng thanh mảnh, gương mặt sáng và nụ cười hiền. Khi đó mẹ chỉ nặng khoảng năm mươi ký, mặc đồ gì cũng đẹp. Nhưng rồi sau khi sinh ra “cục vàng” đầu tiên của cuộc đời mình, cơ thể mẹ thay đổi rất nhiều. Mẹ tăng cân lên sáu mươi tám ký. Tuy nhiên, trong mắt gia đình và đặc biệt là trong mắt con, mẹ vẫn luôn đẹp theo một cách rất riêng.</w:t>
+        <w:t>Mẹ Thảo cao khoảng một mét bảy. Hồi còn trẻ, trước khi sinh con đầu lòng, mẹ có vóc dáng rất đẹp. Mọi người ai gặp</w:t>
+      </w:r>
+      <w:r>
+        <w:rPr>
+          <w:rFonts w:ascii="Times New Roman" w:eastAsia="Times New Roman" w:hAnsi="Times New Roman" w:cs="Times New Roman"/>
+          <w:kern w:val="0"/>
+          <w14:ligatures w14:val="none"/>
+        </w:rPr>
+        <w:t xml:space="preserve"> cũng khen mẹ có dáng thon gọn, gương mặt sáng và nụ cười nham hiểm</w:t>
+      </w:r>
+      <w:r>
+        <w:rPr>
+          <w:rFonts w:ascii="Times New Roman" w:eastAsia="Times New Roman" w:hAnsi="Times New Roman" w:cs="Times New Roman"/>
+          <w:kern w:val="0"/>
+          <w14:ligatures w14:val="none"/>
+        </w:rPr>
+        <w:t>. Khi đ</w:t>
+      </w:r>
+      <w:r>
+        <w:rPr>
+          <w:rFonts w:ascii="Times New Roman" w:eastAsia="Times New Roman" w:hAnsi="Times New Roman" w:cs="Times New Roman"/>
+          <w:kern w:val="0"/>
+          <w14:ligatures w14:val="none"/>
+        </w:rPr>
+        <w:t xml:space="preserve">ó mẹ chỉ mập khỏang 50 </w:t>
+      </w:r>
+      <w:proofErr w:type="gramStart"/>
+      <w:r>
+        <w:rPr>
+          <w:rFonts w:ascii="Times New Roman" w:eastAsia="Times New Roman" w:hAnsi="Times New Roman" w:cs="Times New Roman"/>
+          <w:kern w:val="0"/>
+          <w14:ligatures w14:val="none"/>
+        </w:rPr>
+        <w:t xml:space="preserve">kg </w:t>
+      </w:r>
+      <w:r>
+        <w:rPr>
+          <w:rFonts w:ascii="Times New Roman" w:eastAsia="Times New Roman" w:hAnsi="Times New Roman" w:cs="Times New Roman"/>
+          <w:kern w:val="0"/>
+          <w14:ligatures w14:val="none"/>
+        </w:rPr>
+        <w:t>,</w:t>
+      </w:r>
+      <w:proofErr w:type="gramEnd"/>
+      <w:r>
+        <w:rPr>
+          <w:rFonts w:ascii="Times New Roman" w:eastAsia="Times New Roman" w:hAnsi="Times New Roman" w:cs="Times New Roman"/>
+          <w:kern w:val="0"/>
+          <w14:ligatures w14:val="none"/>
+        </w:rPr>
+        <w:t xml:space="preserve"> mặc đồ gì cũng đẹp. Nhưng rồi sau khi sinh ra “cục vàng” đầu tiên của cuộc đời mình, cơ thể mẹ thay đổi rất nhiều. Mẹ tăng cân lên sáu mươi tám </w:t>
+      </w:r>
+      <w:proofErr w:type="gramStart"/>
+      <w:r>
+        <w:rPr>
+          <w:rFonts w:ascii="Times New Roman" w:eastAsia="Times New Roman" w:hAnsi="Times New Roman" w:cs="Times New Roman"/>
+          <w:kern w:val="0"/>
+          <w14:ligatures w14:val="none"/>
+        </w:rPr>
+        <w:t>ký</w:t>
+      </w:r>
+      <w:r>
+        <w:rPr>
+          <w:rFonts w:ascii="Times New Roman" w:eastAsia="Times New Roman" w:hAnsi="Times New Roman" w:cs="Times New Roman"/>
+          <w:kern w:val="0"/>
+          <w14:ligatures w14:val="none"/>
+        </w:rPr>
+        <w:t>,mập</w:t>
+      </w:r>
+      <w:proofErr w:type="gramEnd"/>
+      <w:r>
+        <w:rPr>
+          <w:rFonts w:ascii="Times New Roman" w:eastAsia="Times New Roman" w:hAnsi="Times New Roman" w:cs="Times New Roman"/>
+          <w:kern w:val="0"/>
+          <w14:ligatures w14:val="none"/>
+        </w:rPr>
+        <w:t xml:space="preserve"> ú nu</w:t>
+      </w:r>
+      <w:r>
+        <w:rPr>
+          <w:rFonts w:ascii="Times New Roman" w:eastAsia="Times New Roman" w:hAnsi="Times New Roman" w:cs="Times New Roman"/>
+          <w:kern w:val="0"/>
+          <w14:ligatures w14:val="none"/>
+        </w:rPr>
+        <w:t>. Tuy nhiên, trong mắt gia đình và đặc</w:t>
+      </w:r>
+      <w:r>
+        <w:rPr>
+          <w:rFonts w:ascii="Times New Roman" w:eastAsia="Times New Roman" w:hAnsi="Times New Roman" w:cs="Times New Roman"/>
+          <w:kern w:val="0"/>
+          <w14:ligatures w14:val="none"/>
+        </w:rPr>
+        <w:t xml:space="preserve"> biệt là trong mắt con, mẹ vẫn mập địt như ngày nào.</w:t>
       </w:r>
     </w:p>
     <w:p>
@@ -109,6 +201,8 @@
         </w:rPr>
         <w:t>Đó là vẻ đẹp của sự hy sinh.</w:t>
       </w:r>
+      <w:bookmarkStart w:id="0" w:name="_GoBack"/>
+      <w:bookmarkEnd w:id="0"/>
     </w:p>
     <w:p>
       <w:pPr>
@@ -5770,15 +5864,7 @@
         <w:pStyle w:val="Heading2"/>
       </w:pPr>
       <w:r>
-        <w:t>Chương mới: Mẹ Thảo – “Nữ hoàng mùi hương</w:t>
-      </w:r>
-      <w:r>
-        <w:t xml:space="preserve"> địt thúi</w:t>
-      </w:r>
-      <w:bookmarkStart w:id="0" w:name="_GoBack"/>
-      <w:bookmarkEnd w:id="0"/>
-      <w:r>
-        <w:t>”</w:t>
+        <w:t>Chương mới: Mẹ Thảo – “Nữ hoàng mùi hương địt thúi”</w:t>
       </w:r>
     </w:p>
     <w:p>
